--- a/src/aaronbearon/midterm2/j2mp_docu.docx
+++ b/src/aaronbearon/midterm2/j2mp_docu.docx
@@ -90,7 +90,12 @@
     </w:p>
     <w:p>
       <w:r>
-        <w:t>For example:</w:t>
+        <w:t>Here are some methods to consider.</w:t>
+      </w:r>
+    </w:p>
+    <w:p>
+      <w:r>
+        <w:t>Note: These methods will only use the non-Power-Ball numbers until stated otherwise.</w:t>
       </w:r>
     </w:p>
     <w:p>
@@ -103,7 +108,7 @@
       </w:r>
       <w:proofErr w:type="spellEnd"/>
       <w:r>
-        <w:t>(the array wouldn’t be included here because it’s  a class data field)</w:t>
+        <w:t>()</w:t>
       </w:r>
     </w:p>
     <w:p>
@@ -115,7 +120,10 @@
         </w:numPr>
       </w:pPr>
       <w:r>
-        <w:t>Run through the array</w:t>
+        <w:t xml:space="preserve">Run through the </w:t>
+      </w:r>
+      <w:r>
+        <w:t>file</w:t>
       </w:r>
     </w:p>
     <w:p>
@@ -142,7 +150,10 @@
         </w:numPr>
       </w:pPr>
       <w:r>
-        <w:t>Array has been searched</w:t>
+        <w:t>File</w:t>
+      </w:r>
+      <w:r>
+        <w:t xml:space="preserve"> has been searched</w:t>
       </w:r>
     </w:p>
     <w:p/>
@@ -155,7 +166,13 @@
         </w:numPr>
       </w:pPr>
       <w:r>
-        <w:t>Run through the array but ignore the maximum index.</w:t>
+        <w:t xml:space="preserve">Run through the </w:t>
+      </w:r>
+      <w:r>
+        <w:t>file</w:t>
+      </w:r>
+      <w:r>
+        <w:t xml:space="preserve"> but ignore the maximum index.</w:t>
       </w:r>
     </w:p>
     <w:p>
@@ -184,7 +201,10 @@
         </w:numPr>
       </w:pPr>
       <w:r>
-        <w:t>Array has been searched</w:t>
+        <w:t>File</w:t>
+      </w:r>
+      <w:r>
+        <w:t xml:space="preserve"> has been searched</w:t>
       </w:r>
     </w:p>
     <w:p>
@@ -207,6 +227,313 @@
     <w:p>
       <w:r>
         <w:t>This is the end of the method</w:t>
+      </w:r>
+    </w:p>
+    <w:p/>
+    <w:p/>
+    <w:p/>
+    <w:p>
+      <w:r>
+        <w:t xml:space="preserve">Void </w:t>
+      </w:r>
+      <w:proofErr w:type="spellStart"/>
+      <w:r>
+        <w:t>display</w:t>
+      </w:r>
+      <w:r>
+        <w:t>Least</w:t>
+      </w:r>
+      <w:r>
+        <w:t>Frequent</w:t>
+      </w:r>
+      <w:proofErr w:type="spellEnd"/>
+      <w:r>
+        <w:t>()</w:t>
+      </w:r>
+    </w:p>
+    <w:p>
+      <w:pPr>
+        <w:pStyle w:val="ListParagraph"/>
+        <w:numPr>
+          <w:ilvl w:val="0"/>
+          <w:numId w:val="1"/>
+        </w:numPr>
+      </w:pPr>
+      <w:r>
+        <w:t>Run through the file</w:t>
+      </w:r>
+    </w:p>
+    <w:p>
+      <w:pPr>
+        <w:pStyle w:val="ListParagraph"/>
+        <w:numPr>
+          <w:ilvl w:val="1"/>
+          <w:numId w:val="1"/>
+        </w:numPr>
+      </w:pPr>
+      <w:r>
+        <w:t xml:space="preserve">When a new </w:t>
+      </w:r>
+      <w:r>
+        <w:t>minimum</w:t>
+      </w:r>
+      <w:r>
+        <w:t xml:space="preserve"> is discovered, update </w:t>
+      </w:r>
+      <w:r>
+        <w:t>min</w:t>
+      </w:r>
+      <w:r>
+        <w:t>.</w:t>
+      </w:r>
+    </w:p>
+    <w:p>
+      <w:pPr>
+        <w:pStyle w:val="ListParagraph"/>
+        <w:numPr>
+          <w:ilvl w:val="0"/>
+          <w:numId w:val="1"/>
+        </w:numPr>
+      </w:pPr>
+      <w:r>
+        <w:t>File has been searched</w:t>
+      </w:r>
+    </w:p>
+    <w:p/>
+    <w:p>
+      <w:pPr>
+        <w:pStyle w:val="ListParagraph"/>
+        <w:numPr>
+          <w:ilvl w:val="0"/>
+          <w:numId w:val="1"/>
+        </w:numPr>
+      </w:pPr>
+      <w:r>
+        <w:t xml:space="preserve">Run through the file but ignore the </w:t>
+      </w:r>
+      <w:r>
+        <w:t>minimum</w:t>
+      </w:r>
+      <w:r>
+        <w:t xml:space="preserve"> index.</w:t>
+      </w:r>
+    </w:p>
+    <w:p>
+      <w:pPr>
+        <w:pStyle w:val="ListParagraph"/>
+      </w:pPr>
+    </w:p>
+    <w:p>
+      <w:pPr>
+        <w:pStyle w:val="ListParagraph"/>
+        <w:numPr>
+          <w:ilvl w:val="1"/>
+          <w:numId w:val="1"/>
+        </w:numPr>
+      </w:pPr>
+      <w:r>
+        <w:t xml:space="preserve">When another </w:t>
+      </w:r>
+      <w:r>
+        <w:t xml:space="preserve">minimum </w:t>
+      </w:r>
+      <w:r>
+        <w:t xml:space="preserve">is discovered, update the </w:t>
+      </w:r>
+      <w:proofErr w:type="gramStart"/>
+      <w:r>
+        <w:t>min</w:t>
+      </w:r>
+      <w:proofErr w:type="gramEnd"/>
+      <w:r>
+        <w:t xml:space="preserve">, which represents the next </w:t>
+      </w:r>
+      <w:r>
+        <w:t>lowest</w:t>
+      </w:r>
+      <w:r>
+        <w:t xml:space="preserve"> number.</w:t>
+      </w:r>
+    </w:p>
+    <w:p>
+      <w:pPr>
+        <w:pStyle w:val="ListParagraph"/>
+        <w:numPr>
+          <w:ilvl w:val="0"/>
+          <w:numId w:val="1"/>
+        </w:numPr>
+      </w:pPr>
+      <w:r>
+        <w:t>File has been searched</w:t>
+      </w:r>
+    </w:p>
+    <w:p>
+      <w:pPr>
+        <w:ind w:left="720"/>
+      </w:pPr>
+    </w:p>
+    <w:p>
+      <w:pPr>
+        <w:pStyle w:val="ListParagraph"/>
+        <w:numPr>
+          <w:ilvl w:val="0"/>
+          <w:numId w:val="1"/>
+        </w:numPr>
+      </w:pPr>
+      <w:r>
+        <w:t xml:space="preserve">Keep going until the 10 </w:t>
+      </w:r>
+      <w:r>
+        <w:t>least</w:t>
+      </w:r>
+      <w:r>
+        <w:t xml:space="preserve"> frequent numbers are found.</w:t>
+      </w:r>
+    </w:p>
+    <w:p>
+      <w:r>
+        <w:t>This is the end of the method</w:t>
+      </w:r>
+    </w:p>
+    <w:p/>
+    <w:p>
+      <w:r>
+        <w:t xml:space="preserve">Void </w:t>
+      </w:r>
+      <w:proofErr w:type="spellStart"/>
+      <w:r>
+        <w:t>displayLeast</w:t>
+      </w:r>
+      <w:r>
+        <w:t>Recent</w:t>
+      </w:r>
+      <w:proofErr w:type="spellEnd"/>
+      <w:r>
+        <w:t>()</w:t>
+      </w:r>
+    </w:p>
+    <w:p>
+      <w:pPr>
+        <w:pStyle w:val="ListParagraph"/>
+        <w:numPr>
+          <w:ilvl w:val="0"/>
+          <w:numId w:val="1"/>
+        </w:numPr>
+      </w:pPr>
+      <w:r>
+        <w:t>Run through the file</w:t>
+      </w:r>
+    </w:p>
+    <w:p>
+      <w:pPr>
+        <w:pStyle w:val="ListParagraph"/>
+        <w:numPr>
+          <w:ilvl w:val="1"/>
+          <w:numId w:val="1"/>
+        </w:numPr>
+      </w:pPr>
+      <w:r>
+        <w:t>There should be an array of size 69</w:t>
+      </w:r>
+      <w:r>
+        <w:t>, one for each number.</w:t>
+      </w:r>
+    </w:p>
+    <w:p>
+      <w:pPr>
+        <w:pStyle w:val="ListParagraph"/>
+        <w:numPr>
+          <w:ilvl w:val="1"/>
+          <w:numId w:val="1"/>
+        </w:numPr>
+      </w:pPr>
+      <w:r>
+        <w:t>When a number is read from the file, the last instance is a number stored in that array slot.</w:t>
+      </w:r>
+    </w:p>
+    <w:p>
+      <w:pPr>
+        <w:pStyle w:val="ListParagraph"/>
+        <w:numPr>
+          <w:ilvl w:val="1"/>
+          <w:numId w:val="1"/>
+        </w:numPr>
+      </w:pPr>
+      <w:r>
+        <w:t>Eventually, all the slot numbers will have the last occurring instance.</w:t>
+      </w:r>
+    </w:p>
+    <w:p>
+      <w:pPr>
+        <w:pStyle w:val="ListParagraph"/>
+        <w:numPr>
+          <w:ilvl w:val="1"/>
+          <w:numId w:val="1"/>
+        </w:numPr>
+      </w:pPr>
+      <w:r>
+        <w:t xml:space="preserve">The 10 least recent of those could be </w:t>
+      </w:r>
+      <w:proofErr w:type="gramStart"/>
+      <w:r>
+        <w:t>searched</w:t>
+      </w:r>
+      <w:proofErr w:type="gramEnd"/>
+      <w:r>
+        <w:t xml:space="preserve"> in another method.</w:t>
+      </w:r>
+    </w:p>
+    <w:p>
+      <w:pPr>
+        <w:pStyle w:val="ListParagraph"/>
+        <w:numPr>
+          <w:ilvl w:val="0"/>
+          <w:numId w:val="1"/>
+        </w:numPr>
+      </w:pPr>
+      <w:r>
+        <w:t>File has been searched</w:t>
+      </w:r>
+    </w:p>
+    <w:p>
+      <w:r>
+        <w:t>This is the end of the method</w:t>
+      </w:r>
+    </w:p>
+    <w:p/>
+    <w:p>
+      <w:r>
+        <w:t>This method can display the frequency of each number.</w:t>
+      </w:r>
+    </w:p>
+    <w:p>
+      <w:r>
+        <w:tab/>
+        <w:t>// Implementation</w:t>
+      </w:r>
+    </w:p>
+    <w:p>
+      <w:r>
+        <w:t>This method is finished</w:t>
+      </w:r>
+    </w:p>
+    <w:p/>
+    <w:p/>
+    <w:p>
+      <w:r>
+        <w:lastRenderedPageBreak/>
+        <w:t>This method can display the frequency of each Powerball number only</w:t>
+      </w:r>
+    </w:p>
+    <w:p>
+      <w:r>
+        <w:tab/>
+        <w:t>// Implementation</w:t>
+      </w:r>
+    </w:p>
+    <w:p>
+      <w:r>
+        <w:t>This method is finished</w:t>
       </w:r>
     </w:p>
     <w:p/>
@@ -218,6 +545,56 @@
     </w:sectPr>
   </w:body>
 </w:document>
+</file>
+
+<file path=word/endnotes.xml><?xml version="1.0" encoding="utf-8"?>
+<w:endnotes xmlns:wpc="http://schemas.microsoft.com/office/word/2010/wordprocessingCanvas" xmlns:cx="http://schemas.microsoft.com/office/drawing/2014/chartex" xmlns:cx1="http://schemas.microsoft.com/office/drawing/2015/9/8/chartex" xmlns:cx2="http://schemas.microsoft.com/office/drawing/2015/10/21/chartex" xmlns:cx3="http://schemas.microsoft.com/office/drawing/2016/5/9/chartex" xmlns:cx4="http://schemas.microsoft.com/office/drawing/2016/5/10/chartex" xmlns:cx5="http://schemas.microsoft.com/office/drawing/2016/5/11/chartex" xmlns:cx6="http://schemas.microsoft.com/office/drawing/2016/5/12/chartex" xmlns:cx7="http://schemas.microsoft.com/office/drawing/2016/5/13/chartex" xmlns:cx8="http://schemas.microsoft.com/office/drawing/2016/5/14/chartex" xmlns:mc="http://schemas.openxmlformats.org/markup-compatibility/2006" xmlns:aink="http://schemas.microsoft.com/office/drawing/2016/ink" xmlns:am3d="http://schemas.microsoft.com/office/drawing/2017/model3d" xmlns:o="urn:schemas-microsoft-com:office:office" xmlns:oel="http://schemas.microsoft.com/office/2019/extlst" xmlns:r="http://schemas.openxmlformats.org/officeDocument/2006/relationships" xmlns:m="http://schemas.openxmlformats.org/officeDocument/2006/math" xmlns:v="urn:schemas-microsoft-com:vml" xmlns:wp14="http://schemas.microsoft.com/office/word/2010/wordprocessingDrawing" xmlns:wp="http://schemas.openxmlformats.org/drawingml/2006/wordprocessingDrawing" xmlns:w10="urn:schemas-microsoft-com:office:word" xmlns:w="http://schemas.openxmlformats.org/wordprocessingml/2006/main" xmlns:w14="http://schemas.microsoft.com/office/word/2010/wordml" xmlns:w15="http://schemas.microsoft.com/office/word/2012/wordml" xmlns:w16cex="http://schemas.microsoft.com/office/word/2018/wordml/cex" xmlns:w16cid="http://schemas.microsoft.com/office/word/2016/wordml/cid" xmlns:w16="http://schemas.microsoft.com/office/word/2018/wordml" xmlns:w16du="http://schemas.microsoft.com/office/word/2023/wordml/word16du" xmlns:w16sdtdh="http://schemas.microsoft.com/office/word/2020/wordml/sdtdatahash" xmlns:w16sdtfl="http://schemas.microsoft.com/office/word/2024/wordml/sdtformatlock" xmlns:w16se="http://schemas.microsoft.com/office/word/2015/wordml/symex" xmlns:wpg="http://schemas.microsoft.com/office/word/2010/wordprocessingGroup" xmlns:wpi="http://schemas.microsoft.com/office/word/2010/wordprocessingInk" xmlns:wne="http://schemas.microsoft.com/office/word/2006/wordml" xmlns:wps="http://schemas.microsoft.com/office/word/2010/wordprocessingShape" mc:Ignorable="w14 w15 w16se w16cid w16 w16cex w16sdtdh w16sdtfl w16du wp14">
+  <w:endnote w:type="separator" w:id="-1">
+    <w:p>
+      <w:pPr>
+        <w:spacing w:after="0" w:line="240" w:lineRule="auto"/>
+      </w:pPr>
+      <w:r>
+        <w:separator/>
+      </w:r>
+    </w:p>
+  </w:endnote>
+  <w:endnote w:type="continuationSeparator" w:id="0">
+    <w:p>
+      <w:pPr>
+        <w:spacing w:after="0" w:line="240" w:lineRule="auto"/>
+      </w:pPr>
+      <w:r>
+        <w:continuationSeparator/>
+      </w:r>
+    </w:p>
+  </w:endnote>
+</w:endnotes>
+</file>
+
+<file path=word/footnotes.xml><?xml version="1.0" encoding="utf-8"?>
+<w:footnotes xmlns:wpc="http://schemas.microsoft.com/office/word/2010/wordprocessingCanvas" xmlns:cx="http://schemas.microsoft.com/office/drawing/2014/chartex" xmlns:cx1="http://schemas.microsoft.com/office/drawing/2015/9/8/chartex" xmlns:cx2="http://schemas.microsoft.com/office/drawing/2015/10/21/chartex" xmlns:cx3="http://schemas.microsoft.com/office/drawing/2016/5/9/chartex" xmlns:cx4="http://schemas.microsoft.com/office/drawing/2016/5/10/chartex" xmlns:cx5="http://schemas.microsoft.com/office/drawing/2016/5/11/chartex" xmlns:cx6="http://schemas.microsoft.com/office/drawing/2016/5/12/chartex" xmlns:cx7="http://schemas.microsoft.com/office/drawing/2016/5/13/chartex" xmlns:cx8="http://schemas.microsoft.com/office/drawing/2016/5/14/chartex" xmlns:mc="http://schemas.openxmlformats.org/markup-compatibility/2006" xmlns:aink="http://schemas.microsoft.com/office/drawing/2016/ink" xmlns:am3d="http://schemas.microsoft.com/office/drawing/2017/model3d" xmlns:o="urn:schemas-microsoft-com:office:office" xmlns:oel="http://schemas.microsoft.com/office/2019/extlst" xmlns:r="http://schemas.openxmlformats.org/officeDocument/2006/relationships" xmlns:m="http://schemas.openxmlformats.org/officeDocument/2006/math" xmlns:v="urn:schemas-microsoft-com:vml" xmlns:wp14="http://schemas.microsoft.com/office/word/2010/wordprocessingDrawing" xmlns:wp="http://schemas.openxmlformats.org/drawingml/2006/wordprocessingDrawing" xmlns:w10="urn:schemas-microsoft-com:office:word" xmlns:w="http://schemas.openxmlformats.org/wordprocessingml/2006/main" xmlns:w14="http://schemas.microsoft.com/office/word/2010/wordml" xmlns:w15="http://schemas.microsoft.com/office/word/2012/wordml" xmlns:w16cex="http://schemas.microsoft.com/office/word/2018/wordml/cex" xmlns:w16cid="http://schemas.microsoft.com/office/word/2016/wordml/cid" xmlns:w16="http://schemas.microsoft.com/office/word/2018/wordml" xmlns:w16du="http://schemas.microsoft.com/office/word/2023/wordml/word16du" xmlns:w16sdtdh="http://schemas.microsoft.com/office/word/2020/wordml/sdtdatahash" xmlns:w16sdtfl="http://schemas.microsoft.com/office/word/2024/wordml/sdtformatlock" xmlns:w16se="http://schemas.microsoft.com/office/word/2015/wordml/symex" xmlns:wpg="http://schemas.microsoft.com/office/word/2010/wordprocessingGroup" xmlns:wpi="http://schemas.microsoft.com/office/word/2010/wordprocessingInk" xmlns:wne="http://schemas.microsoft.com/office/word/2006/wordml" xmlns:wps="http://schemas.microsoft.com/office/word/2010/wordprocessingShape" mc:Ignorable="w14 w15 w16se w16cid w16 w16cex w16sdtdh w16sdtfl w16du wp14">
+  <w:footnote w:type="separator" w:id="-1">
+    <w:p>
+      <w:pPr>
+        <w:spacing w:after="0" w:line="240" w:lineRule="auto"/>
+      </w:pPr>
+      <w:r>
+        <w:separator/>
+      </w:r>
+    </w:p>
+  </w:footnote>
+  <w:footnote w:type="continuationSeparator" w:id="0">
+    <w:p>
+      <w:pPr>
+        <w:spacing w:after="0" w:line="240" w:lineRule="auto"/>
+      </w:pPr>
+      <w:r>
+        <w:continuationSeparator/>
+      </w:r>
+    </w:p>
+  </w:footnote>
+</w:footnotes>
 </file>
 
 <file path=word/numbering.xml><?xml version="1.0" encoding="utf-8"?>
@@ -1258,6 +1635,50 @@
       <w:spacing w:val="5"/>
     </w:rPr>
   </w:style>
+  <w:style w:type="paragraph" w:styleId="Header">
+    <w:name w:val="header"/>
+    <w:basedOn w:val="Normal"/>
+    <w:link w:val="HeaderChar"/>
+    <w:uiPriority w:val="99"/>
+    <w:unhideWhenUsed/>
+    <w:rsid w:val="00251835"/>
+    <w:pPr>
+      <w:tabs>
+        <w:tab w:val="center" w:pos="4680"/>
+        <w:tab w:val="right" w:pos="9360"/>
+      </w:tabs>
+      <w:spacing w:after="0" w:line="240" w:lineRule="auto"/>
+    </w:pPr>
+  </w:style>
+  <w:style w:type="character" w:customStyle="1" w:styleId="HeaderChar">
+    <w:name w:val="Header Char"/>
+    <w:basedOn w:val="DefaultParagraphFont"/>
+    <w:link w:val="Header"/>
+    <w:uiPriority w:val="99"/>
+    <w:rsid w:val="00251835"/>
+  </w:style>
+  <w:style w:type="paragraph" w:styleId="Footer">
+    <w:name w:val="footer"/>
+    <w:basedOn w:val="Normal"/>
+    <w:link w:val="FooterChar"/>
+    <w:uiPriority w:val="99"/>
+    <w:unhideWhenUsed/>
+    <w:rsid w:val="00251835"/>
+    <w:pPr>
+      <w:tabs>
+        <w:tab w:val="center" w:pos="4680"/>
+        <w:tab w:val="right" w:pos="9360"/>
+      </w:tabs>
+      <w:spacing w:after="0" w:line="240" w:lineRule="auto"/>
+    </w:pPr>
+  </w:style>
+  <w:style w:type="character" w:customStyle="1" w:styleId="FooterChar">
+    <w:name w:val="Footer Char"/>
+    <w:basedOn w:val="DefaultParagraphFont"/>
+    <w:link w:val="Footer"/>
+    <w:uiPriority w:val="99"/>
+    <w:rsid w:val="00251835"/>
+  </w:style>
 </w:styles>
 </file>
 
